--- a/facilitator-guide-project-kickoff.docx
+++ b/facilitator-guide-project-kickoff.docx
@@ -1056,6 +1056,162 @@
       </w:r>
       <w:r>
         <w:t xml:space="preserve"> after every iteration. Inside the project, teams use the lifecycle tools (Team Charter, Prioritisation, Sprint Planning and Review) and the break-down tools.</w:t>
+      </w:r>
+    </w:p>
+    <w:p>
+      <w:pPr>
+        <w:pStyle w:val="Heading1"/>
+      </w:pPr>
+      <w:r>
+        <w:t xml:space="preserve">Recreate it in your whiteboard</w:t>
+      </w:r>
+    </w:p>
+    <w:p>
+      <w:pPr>
+        <w:pStyle w:val="Small"/>
+      </w:pPr>
+      <w:r>
+        <w:t xml:space="preserve">Paste this into your whiteboard's AI assistant (for example Miro AI or Atlassian Rovo) or a general assistant, to get an editable, native version of the board. Results vary by tool, so expect to tidy it up. For an exact copy, import the SVG as a locked background instead.</w:t>
+      </w:r>
+    </w:p>
+    <w:p>
+      <w:r>
+        <w:t xml:space="preserve">Create an editable whiteboard for “Project Kickoff”, a workshop board.</w:t>
+      </w:r>
+    </w:p>
+    <w:p>
+      <w:r>
+        <w:t xml:space="preserve">Purpose: Agree why the project exists, what's in and out, what can flex, and who's involved, before the first iteration.</w:t>
+      </w:r>
+    </w:p>
+    <w:p>
+      <w:r>
+        <w:t xml:space="preserve">Layout: a wide landscape board (about 16:11). Make one frame per section below, placed as described. In each frame, add the section name as a heading, then its content as short text labels or empty fields to fill in. Leave space in each frame for sticky notes. Use the header colour given. Keep the wording as written and don't add extra content.</w:t>
+      </w:r>
+    </w:p>
+    <w:p>
+      <w:r>
+        <w:t xml:space="preserve">Header fields to fill in: Project, Sponsor</w:t>
+      </w:r>
+    </w:p>
+    <w:p>
+      <w:r>
+        <w:t xml:space="preserve">Sections:</w:t>
+      </w:r>
+    </w:p>
+    <w:p>
+      <w:r>
+        <w:t xml:space="preserve">1. Why Are We Here?: top left, about 50% wide and 30% tall; header colour purple.</w:t>
+      </w:r>
+    </w:p>
+    <w:p>
+      <w:r>
+        <w:t xml:space="preserve">   Subtitle: The problem and the outcome</w:t>
+      </w:r>
+    </w:p>
+    <w:p>
+      <w:r>
+        <w:t xml:space="preserve">   Content: We're doing this because… · Success looks like…</w:t>
+      </w:r>
+    </w:p>
+    <w:p>
+      <w:r>
+        <w:t xml:space="preserve">2. Scope: top right, about 50% wide and 30% tall; header colour blue.</w:t>
+      </w:r>
+    </w:p>
+    <w:p>
+      <w:r>
+        <w:t xml:space="preserve">   Subtitle: Saying what's out matters as much as what's in</w:t>
+      </w:r>
+    </w:p>
+    <w:p>
+      <w:r>
+        <w:t xml:space="preserve">   Content: In scope · Out of scope</w:t>
+      </w:r>
+    </w:p>
+    <w:p>
+      <w:r>
+        <w:t xml:space="preserve">3. Trade-off Sliders: middle left, about 50% wide and 35% tall; header colour orange.</w:t>
+      </w:r>
+    </w:p>
+    <w:p>
+      <w:r>
+        <w:t xml:space="preserve">   Subtitle: Only one can be fully fixed</w:t>
+      </w:r>
+    </w:p>
+    <w:p>
+      <w:r>
+        <w:t xml:space="preserve">   Content: Mark one dot per row. If everything is fixed, nothing can give when plans change. · Scope · Flex: (×5) · Fixed: (×5) · Time · Budget · Quality · Team size</w:t>
+      </w:r>
+    </w:p>
+    <w:p>
+      <w:r>
+        <w:t xml:space="preserve">4. Constraints &amp; Givens: middle centre, about 25% wide and 35% tall; header colour slate grey.</w:t>
+      </w:r>
+    </w:p>
+    <w:p>
+      <w:r>
+        <w:t xml:space="preserve">   Content: Fixed dates, regulations, budgets · Technology and platform choices</w:t>
+      </w:r>
+    </w:p>
+    <w:p>
+      <w:r>
+        <w:t xml:space="preserve">5. People &amp; Roles: middle right, about 25% wide and 35% tall; header colour sky blue.</w:t>
+      </w:r>
+    </w:p>
+    <w:p>
+      <w:r>
+        <w:t xml:space="preserve">   Content: Sponsor: · Product owner: · Delivery lead: · Team(s): · Key experts: · Decision forum:</w:t>
+      </w:r>
+    </w:p>
+    <w:p>
+      <w:r>
+        <w:t xml:space="preserve">6. What Keeps Us Up at Night: bottom left, about 35% wide and 35% tall; header colour red.</w:t>
+      </w:r>
+    </w:p>
+    <w:p>
+      <w:r>
+        <w:t xml:space="preserve">   Subtitle: Top risks</w:t>
+      </w:r>
+    </w:p>
+    <w:p>
+      <w:r>
+        <w:t xml:space="preserve">   Content: What could stop or derail this? · Move the big ones to the RAID Log</w:t>
+      </w:r>
+    </w:p>
+    <w:p>
+      <w:r>
+        <w:t xml:space="preserve">7. First Milestones: bottom centre, about 35% wide and 35% tall; header colour dark green.</w:t>
+      </w:r>
+    </w:p>
+    <w:p>
+      <w:r>
+        <w:t xml:space="preserve">   Subtitle: Outcomes, not tasks</w:t>
+      </w:r>
+    </w:p>
+    <w:p>
+      <w:r>
+        <w:t xml:space="preserve">   Content: Milestone: · Outcome: · Target:</w:t>
+      </w:r>
+    </w:p>
+    <w:p>
+      <w:r>
+        <w:t xml:space="preserve">8. Next Steps: bottom right, about 35% wide and 35% tall; header colour emerald green.</w:t>
+      </w:r>
+    </w:p>
+    <w:p>
+      <w:r>
+        <w:t xml:space="preserve">   Content: Team Charter for each team · Product Vision Board · Stakeholder Map · Prioritised backlog and first slice · Release Forecast · RAID Log set up · Next review of this board:</w:t>
+      </w:r>
+    </w:p>
+    <w:p>
+      <w:r>
+        <w:t xml:space="preserve">Footer questions: “What problem are we solving, and for whom?” “If we had to cut half the scope, what would we keep?”</w:t>
+      </w:r>
+    </w:p>
+    <w:p>
+      <w:r>
+        <w:t xml:space="preserve">Original board for reference: https://eparker71.github.io/agile-ways-of-working/project-kickoff-board.html</w:t>
       </w:r>
     </w:p>
     <w:p>

--- a/facilitator-guide-project-kickoff.docx
+++ b/facilitator-guide-project-kickoff.docx
@@ -229,7 +229,7 @@
         </w:numPr>
       </w:pPr>
       <w:r>
-        <w:t xml:space="preserve">Print the board at A3 or larger, or load the SVG as a digital background</w:t>
+        <w:t xml:space="preserve">Print the board at A3 or 11×17 (Tabloid), or larger, or load the SVG as a digital background</w:t>
       </w:r>
     </w:p>
     <w:p>
